--- a/courseware/LG-Certified Lean Six Sigma White Belt (CLSSWB).docx
+++ b/courseware/LG-Certified Lean Six Sigma White Belt (CLSSWB).docx
@@ -179,7 +179,7 @@
           <w:color w:val="1F6FEB"/>
           <w:sz w:val="24"/>
         </w:rPr>
-        <w:t>Version 2</w:t>
+        <w:t>Version 7</w:t>
       </w:r>
     </w:p>
     <w:p>
@@ -366,7 +366,7 @@
               <w:rPr>
                 <w:sz w:val="19"/>
               </w:rPr>
-              <w:t>19 July 2026</w:t>
+              <w:t>23 September 2026</w:t>
             </w:r>
           </w:p>
         </w:tc>
@@ -380,7 +380,297 @@
               <w:rPr>
                 <w:sz w:val="19"/>
               </w:rPr>
-              <w:t>Guide rebuilt from the single-source content module and restructured to follow the DMAIC roadmap end to end, with exactly one hands-on lab per DMAIC phase (5 labs). All labs unified under one continuous scenario (the BrewBean Cafe morning rush) so each lab output feeds the next. Content simplified to White Belt awareness depth: sigma-level and DPMO calculation, MSA, FMEA, value stream mapping, Kano analysis, weighted solution-selection matrices and SPC control limits removed and replaced with recognition-level explanations; quick-reference section changed from formulas to the DMAIC roadmap; glossary aligned to the tools actually taught.</w:t>
+              <w:t>Guide rebuilt from the single-source content module and restructured to follow the DMAIC roadmap end to end, with exactly one hands-on activity per DMAIC phase (5 activities). All activities unified under one continuous scenario (the BrewBean Cafe morning rush) so each activity output feeds the next. Content simplified to White Belt awareness depth: sigma-level and DPMO calculation, MSA, FMEA, value stream mapping, Kano analysis, weighted solution-selection matrices and SPC control limits removed and replaced with recognition-level explanations; quick-reference section changed from formulas to the DMAIC roadmap; glossary aligned to the tools actually taught.</w:t>
+            </w:r>
+          </w:p>
+        </w:tc>
+        <w:tc>
+          <w:tcPr>
+            <w:tcW w:type="dxa" w:w="2160"/>
+          </w:tcPr>
+          <w:p>
+            <w:r/>
+            <w:r>
+              <w:rPr>
+                <w:sz w:val="19"/>
+              </w:rPr>
+              <w:t>Dr. Alfred Ang</w:t>
+            </w:r>
+          </w:p>
+        </w:tc>
+      </w:tr>
+      <w:tr>
+        <w:tc>
+          <w:tcPr>
+            <w:tcW w:type="dxa" w:w="2160"/>
+          </w:tcPr>
+          <w:p>
+            <w:r/>
+            <w:r>
+              <w:rPr>
+                <w:sz w:val="19"/>
+              </w:rPr>
+              <w:t>3</w:t>
+            </w:r>
+          </w:p>
+        </w:tc>
+        <w:tc>
+          <w:tcPr>
+            <w:tcW w:type="dxa" w:w="2160"/>
+          </w:tcPr>
+          <w:p>
+            <w:r/>
+            <w:r>
+              <w:rPr>
+                <w:sz w:val="19"/>
+              </w:rPr>
+              <w:t>23 September 2026</w:t>
+            </w:r>
+          </w:p>
+        </w:tc>
+        <w:tc>
+          <w:tcPr>
+            <w:tcW w:type="dxa" w:w="2160"/>
+          </w:tcPr>
+          <w:p>
+            <w:r/>
+            <w:r>
+              <w:rPr>
+                <w:sz w:val="19"/>
+              </w:rPr>
+              <w:t>Lab data pack added. Each of the five activities is now a self-contained folder carrying its mock dataset in CSV and Excel form, blank worksheet templates, a worked model answer and facilitator notes. The datasets are internally consistent across the five activities — the Activity 2 observation log is the evidence base for the Activity 3 Pareto, and the Activity 4 pilot results carry into the Activity 5 monitoring data — so the BrewBean Cafe story reconciles end to end. Lab steps rewritten to reference the specific data and template files the learner works from.</w:t>
+            </w:r>
+          </w:p>
+        </w:tc>
+        <w:tc>
+          <w:tcPr>
+            <w:tcW w:type="dxa" w:w="2160"/>
+          </w:tcPr>
+          <w:p>
+            <w:r/>
+            <w:r>
+              <w:rPr>
+                <w:sz w:val="19"/>
+              </w:rPr>
+              <w:t>Dr. Alfred Ang</w:t>
+            </w:r>
+          </w:p>
+        </w:tc>
+      </w:tr>
+      <w:tr>
+        <w:tc>
+          <w:tcPr>
+            <w:tcW w:type="dxa" w:w="2160"/>
+          </w:tcPr>
+          <w:p>
+            <w:r/>
+            <w:r>
+              <w:rPr>
+                <w:sz w:val="19"/>
+              </w:rPr>
+              <w:t>4</w:t>
+            </w:r>
+          </w:p>
+        </w:tc>
+        <w:tc>
+          <w:tcPr>
+            <w:tcW w:type="dxa" w:w="2160"/>
+          </w:tcPr>
+          <w:p>
+            <w:r/>
+            <w:r>
+              <w:rPr>
+                <w:sz w:val="19"/>
+              </w:rPr>
+              <w:t>23 September 2026</w:t>
+            </w:r>
+          </w:p>
+        </w:tc>
+        <w:tc>
+          <w:tcPr>
+            <w:tcW w:type="dxa" w:w="2160"/>
+          </w:tcPr>
+          <w:p>
+            <w:r/>
+            <w:r>
+              <w:rPr>
+                <w:sz w:val="19"/>
+              </w:rPr>
+              <w:t>Labs restructured into the Tertiary Infotech house ACTIVITY format. labs/ is now activities/, with one folder per activity named 'NN - Title', each carrying the Facilitator Guide, Learner Worksheet and Checklist as DOCX and PDF alongside its data pack (CSV datasets, Excel workbook, blank templates and the model answer). Per-activity pointers updated to the new folder layout.</w:t>
+            </w:r>
+          </w:p>
+        </w:tc>
+        <w:tc>
+          <w:tcPr>
+            <w:tcW w:type="dxa" w:w="2160"/>
+          </w:tcPr>
+          <w:p>
+            <w:r/>
+            <w:r>
+              <w:rPr>
+                <w:sz w:val="19"/>
+              </w:rPr>
+              <w:t>Dr. Alfred Ang</w:t>
+            </w:r>
+          </w:p>
+        </w:tc>
+      </w:tr>
+      <w:tr>
+        <w:tc>
+          <w:tcPr>
+            <w:tcW w:type="dxa" w:w="2160"/>
+          </w:tcPr>
+          <w:p>
+            <w:r/>
+            <w:r>
+              <w:rPr>
+                <w:sz w:val="19"/>
+              </w:rPr>
+              <w:t>5</w:t>
+            </w:r>
+          </w:p>
+        </w:tc>
+        <w:tc>
+          <w:tcPr>
+            <w:tcW w:type="dxa" w:w="2160"/>
+          </w:tcPr>
+          <w:p>
+            <w:r/>
+            <w:r>
+              <w:rPr>
+                <w:sz w:val="19"/>
+              </w:rPr>
+              <w:t>23 September 2026</w:t>
+            </w:r>
+          </w:p>
+        </w:tc>
+        <w:tc>
+          <w:tcPr>
+            <w:tcW w:type="dxa" w:w="2160"/>
+          </w:tcPr>
+          <w:p>
+            <w:r/>
+            <w:r>
+              <w:rPr>
+                <w:sz w:val="19"/>
+              </w:rPr>
+              <w:t>Terminology aligned to the activity restructure: every learner-facing 'Lab N' reference now reads 'Activity N' across this guide and the slide deck, matching the activities/ folder names. Lesson Plan total-time footnote clarified to state its basis (480 minutes scheduled 9:30-18:30, excluding the 1-hour lunch break); the schedule rows themselves are unchanged.</w:t>
+            </w:r>
+          </w:p>
+        </w:tc>
+        <w:tc>
+          <w:tcPr>
+            <w:tcW w:type="dxa" w:w="2160"/>
+          </w:tcPr>
+          <w:p>
+            <w:r/>
+            <w:r>
+              <w:rPr>
+                <w:sz w:val="19"/>
+              </w:rPr>
+              <w:t>Dr. Alfred Ang</w:t>
+            </w:r>
+          </w:p>
+        </w:tc>
+      </w:tr>
+      <w:tr>
+        <w:tc>
+          <w:tcPr>
+            <w:tcW w:type="dxa" w:w="2160"/>
+          </w:tcPr>
+          <w:p>
+            <w:r/>
+            <w:r>
+              <w:rPr>
+                <w:sz w:val="19"/>
+              </w:rPr>
+              <w:t>6</w:t>
+            </w:r>
+          </w:p>
+        </w:tc>
+        <w:tc>
+          <w:tcPr>
+            <w:tcW w:type="dxa" w:w="2160"/>
+          </w:tcPr>
+          <w:p>
+            <w:r/>
+            <w:r>
+              <w:rPr>
+                <w:sz w:val="19"/>
+              </w:rPr>
+              <w:t>23 September 2026</w:t>
+            </w:r>
+          </w:p>
+        </w:tc>
+        <w:tc>
+          <w:tcPr>
+            <w:tcW w:type="dxa" w:w="2160"/>
+          </w:tcPr>
+          <w:p>
+            <w:r/>
+            <w:r>
+              <w:rPr>
+                <w:sz w:val="19"/>
+              </w:rPr>
+              <w:t>Completed the activity rename: the remaining learner-facing 'lab' wordings in the deck, this guide and the Lesson Plan now read 'activity'. Fixed the Lesson Plan's slide-reference lookup, which stopped matching when the deck's activity markers were renamed and had dropped the [slides N-M] references from the activity rows.</w:t>
+            </w:r>
+          </w:p>
+        </w:tc>
+        <w:tc>
+          <w:tcPr>
+            <w:tcW w:type="dxa" w:w="2160"/>
+          </w:tcPr>
+          <w:p>
+            <w:r/>
+            <w:r>
+              <w:rPr>
+                <w:sz w:val="19"/>
+              </w:rPr>
+              <w:t>Dr. Alfred Ang</w:t>
+            </w:r>
+          </w:p>
+        </w:tc>
+      </w:tr>
+      <w:tr>
+        <w:tc>
+          <w:tcPr>
+            <w:tcW w:type="dxa" w:w="2160"/>
+          </w:tcPr>
+          <w:p>
+            <w:r/>
+            <w:r>
+              <w:rPr>
+                <w:sz w:val="19"/>
+              </w:rPr>
+              <w:t>7</w:t>
+            </w:r>
+          </w:p>
+        </w:tc>
+        <w:tc>
+          <w:tcPr>
+            <w:tcW w:type="dxa" w:w="2160"/>
+          </w:tcPr>
+          <w:p>
+            <w:r/>
+            <w:r>
+              <w:rPr>
+                <w:sz w:val="19"/>
+              </w:rPr>
+              <w:t>23 September 2026</w:t>
+            </w:r>
+          </w:p>
+        </w:tc>
+        <w:tc>
+          <w:tcPr>
+            <w:tcW w:type="dxa" w:w="2160"/>
+          </w:tcPr>
+          <w:p>
+            <w:r/>
+            <w:r>
+              <w:rPr>
+                <w:sz w:val="19"/>
+              </w:rPr>
+              <w:t>Activity step slides now carry the DMAIC phase in the eyebrow (ACTIVITY N - PHASE) instead of a character-truncated activity title.</w:t>
             </w:r>
           </w:p>
         </w:tc>
@@ -434,7 +724,7 @@
         </w:rPr>
         <w:t>Introduction</w:t>
         <w:tab/>
-        <w:t>4</w:t>
+        <w:t>6</w:t>
       </w:r>
     </w:p>
     <w:p>
@@ -453,26 +743,7 @@
         </w:rPr>
         <w:t>Course Learning Outcomes</w:t>
         <w:tab/>
-        <w:t>4</w:t>
-      </w:r>
-    </w:p>
-    <w:p>
-      <w:pPr>
-        <w:tabs>
-          <w:tab w:pos="9072" w:val="right" w:leader="dot"/>
-        </w:tabs>
-        <w:spacing w:after="60"/>
-      </w:pPr>
-      <w:r>
-        <w:rPr>
-          <w:rFonts w:ascii="Arial" w:hAnsi="Arial"/>
-          <w:b/>
-          <w:color w:val="333333"/>
-          <w:sz w:val="22"/>
-        </w:rPr>
-        <w:t>Skills Framework Alignment</w:t>
-        <w:tab/>
-        <w:t>4</w:t>
+        <w:t>6</w:t>
       </w:r>
     </w:p>
     <w:p>
@@ -491,7 +762,7 @@
         </w:rPr>
         <w:t>Before You Start</w:t>
         <w:tab/>
-        <w:t>5</w:t>
+        <w:t>7</w:t>
       </w:r>
     </w:p>
     <w:p>
@@ -510,7 +781,7 @@
         </w:rPr>
         <w:t>FOUNDATIONS — Lean Six Sigma Foundations  (20%)</w:t>
         <w:tab/>
-        <w:t>6</w:t>
+        <w:t>8</w:t>
       </w:r>
     </w:p>
     <w:p>
@@ -529,7 +800,7 @@
         </w:rPr>
         <w:t>DEFINE — Define — Understand the Problem  (20%)</w:t>
         <w:tab/>
-        <w:t>6</w:t>
+        <w:t>8</w:t>
       </w:r>
     </w:p>
     <w:p>
@@ -547,9 +818,9 @@
           <w:color w:val="333333"/>
           <w:sz w:val="21"/>
         </w:rPr>
-        <w:t>Lab 1 — Define — Customer Requirements and the Problem Statement  [Core]</w:t>
+        <w:t>Activity 1 — Define — Customer Requirements and the Problem Statement  [Core]</w:t>
         <w:tab/>
-        <w:t>6</w:t>
+        <w:t>8</w:t>
       </w:r>
     </w:p>
     <w:p>
@@ -568,7 +839,7 @@
         </w:rPr>
         <w:t>MEASURE — Measure — See What Is Really Happening  (20%)</w:t>
         <w:tab/>
-        <w:t>7</w:t>
+        <w:t>10</w:t>
       </w:r>
     </w:p>
     <w:p>
@@ -586,9 +857,9 @@
           <w:color w:val="333333"/>
           <w:sz w:val="21"/>
         </w:rPr>
-        <w:t>Lab 2 — Measure — Map the Process and Spot the Waste  [Core]</w:t>
+        <w:t>Activity 2 — Measure — Map the Process and Spot the Waste  [Core]</w:t>
         <w:tab/>
-        <w:t>7</w:t>
+        <w:t>10</w:t>
       </w:r>
     </w:p>
     <w:p>
@@ -607,7 +878,7 @@
         </w:rPr>
         <w:t>ANALYZE — Analyze — Find the Cause  (20%)</w:t>
         <w:tab/>
-        <w:t>8</w:t>
+        <w:t>11</w:t>
       </w:r>
     </w:p>
     <w:p>
@@ -625,9 +896,9 @@
           <w:color w:val="333333"/>
           <w:sz w:val="21"/>
         </w:rPr>
-        <w:t>Lab 3 — Analyze — Find the Root Cause  [Core]</w:t>
+        <w:t>Activity 3 — Analyze — Find the Root Cause  [Core]</w:t>
         <w:tab/>
-        <w:t>9</w:t>
+        <w:t>12</w:t>
       </w:r>
     </w:p>
     <w:p>
@@ -646,7 +917,7 @@
         </w:rPr>
         <w:t>IMPROVE — Improve — Fix the Cause  (10%)</w:t>
         <w:tab/>
-        <w:t>9</w:t>
+        <w:t>13</w:t>
       </w:r>
     </w:p>
     <w:p>
@@ -664,9 +935,9 @@
           <w:color w:val="333333"/>
           <w:sz w:val="21"/>
         </w:rPr>
-        <w:t>Lab 4 — Improve — Choose and Pilot a Countermeasure  [Core]</w:t>
+        <w:t>Activity 4 — Improve — Choose and Pilot a Countermeasure  [Core]</w:t>
         <w:tab/>
-        <w:t>10</w:t>
+        <w:t>14</w:t>
       </w:r>
     </w:p>
     <w:p>
@@ -685,7 +956,7 @@
         </w:rPr>
         <w:t>CONTROL — Control — Hold the Gain  (10%)</w:t>
         <w:tab/>
-        <w:t>11</w:t>
+        <w:t>15</w:t>
       </w:r>
     </w:p>
     <w:p>
@@ -703,9 +974,9 @@
           <w:color w:val="333333"/>
           <w:sz w:val="21"/>
         </w:rPr>
-        <w:t>Lab 5 — Control — Hold the Gain and Hand Over  [Core]</w:t>
+        <w:t>Activity 5 — Control — Hold the Gain and Hand Over  [Core]</w:t>
         <w:tab/>
-        <w:t>11</w:t>
+        <w:t>15</w:t>
       </w:r>
     </w:p>
     <w:p>
@@ -724,7 +995,7 @@
         </w:rPr>
         <w:t>Quick Reference — The DMAIC Roadmap</w:t>
         <w:tab/>
-        <w:t>12</w:t>
+        <w:t>17</w:t>
       </w:r>
     </w:p>
     <w:p>
@@ -743,7 +1014,7 @@
         </w:rPr>
         <w:t>Quick Reference — The Eight Wastes (DOWNTIME)</w:t>
         <w:tab/>
-        <w:t>12</w:t>
+        <w:t>18</w:t>
       </w:r>
     </w:p>
     <w:p>
@@ -762,7 +1033,7 @@
         </w:rPr>
         <w:t>Consolidating What You Learned</w:t>
         <w:tab/>
-        <w:t>13</w:t>
+        <w:t>18</w:t>
       </w:r>
     </w:p>
     <w:p>
@@ -781,7 +1052,7 @@
         </w:rPr>
         <w:t>Glossary</w:t>
         <w:tab/>
-        <w:t>13</w:t>
+        <w:t>19</w:t>
       </w:r>
     </w:p>
     <w:p>
@@ -799,7 +1070,7 @@
     </w:p>
     <w:p>
       <w:r>
-        <w:t>This Learner Guide accompanies the course Certified Lean Six Sigma White Belt (CLSSWB) (C142), conducted by Tertiary Infotech Academy Pte Ltd. This is a one-day Lean Six Sigma awareness course. It follows the DMAIC roadmap end to end — Define, Measure, Analyze, Improve, Control — with one hands-on lab in each of the five phases, and provides step-by-step instructions for every lab.</w:t>
+        <w:t>This Learner Guide accompanies the course Certified Lean Six Sigma White Belt (CLSSWB) (C142), conducted by Tertiary Infotech Academy Pte Ltd. This is a one-day Lean Six Sigma awareness course. It follows the DMAIC roadmap end to end — Define, Measure, Analyze, Improve, Control — with one hands-on activity in each of the five phases, and provides step-by-step instructions for every activity.</w:t>
       </w:r>
     </w:p>
     <w:p>
@@ -814,7 +1085,7 @@
     </w:p>
     <w:p>
       <w:r>
-        <w:t>Every lab uses one continuous scenario — the BrewBean Cafe morning rush, where customers queue up to 15 minutes and orders are sometimes made wrong. By the end of the day your five lab outputs form a complete improvement story: customer requirements and problem statement, process map and waste tally, root cause analysis, a selected countermeasure with a pilot plan, and a control plan.</w:t>
+        <w:t>Every activity uses one continuous scenario — the BrewBean Cafe morning rush, where customers queue up to 15 minutes and orders are sometimes made wrong. By the end of the day your five activity outputs form a complete improvement story: customer requirements and problem statement, process map and waste tally, root cause analysis, a selected countermeasure with a pilot plan, and a control plan.</w:t>
       </w:r>
     </w:p>
     <w:p>
@@ -871,34 +1142,6 @@
       </w:pPr>
       <w:r>
         <w:t>LO6: Describe common improvement and control actions that fix a cause and hold the gain.</w:t>
-      </w:r>
-    </w:p>
-    <w:p>
-      <w:pPr>
-        <w:pStyle w:val="Heading1"/>
-      </w:pPr>
-      <w:r>
-        <w:t>Skills Framework Alignment</w:t>
-      </w:r>
-    </w:p>
-    <w:p>
-      <w:r>
-        <w:rPr>
-          <w:b/>
-          <w:color w:val="1F6FEB"/>
-          <w:sz w:val="22"/>
-        </w:rPr>
-        <w:t>Abilities</w:t>
-      </w:r>
-    </w:p>
-    <w:p>
-      <w:r>
-        <w:rPr>
-          <w:b/>
-          <w:color w:val="1F6FEB"/>
-          <w:sz w:val="22"/>
-        </w:rPr>
-        <w:t>Knowledge</w:t>
       </w:r>
     </w:p>
     <w:p>
@@ -932,7 +1175,7 @@
         <w:pStyle w:val="ListBullet"/>
       </w:pPr>
       <w:r>
-        <w:t>A browser, for the interactive problem-solving tools used in the Analyze lab.</w:t>
+        <w:t>A browser, for the interactive problem-solving tools used in the Analyze activity.</w:t>
       </w:r>
     </w:p>
     <w:p>
@@ -963,7 +1206,7 @@
     </w:p>
     <w:p>
       <w:r>
-        <w:t>Two browser-based tools are used during the labs. No installation or licence is required.</w:t>
+        <w:t>Two browser-based tools are used during the activities. No installation or licence is required.</w:t>
       </w:r>
     </w:p>
     <w:p>
@@ -989,7 +1232,7 @@
           <w:color w:val="1F6FEB"/>
           <w:sz w:val="22"/>
         </w:rPr>
-        <w:t>How the five labs fit together</w:t>
+        <w:t>How the five activities fit together</w:t>
       </w:r>
     </w:p>
     <w:p>
@@ -997,7 +1240,7 @@
         <w:pStyle w:val="ListBullet"/>
       </w:pPr>
       <w:r>
-        <w:t>There are five labs — exactly one for each phase of DMAIC: Define, Measure, Analyze, Improve and Control.</w:t>
+        <w:t>There are five activities — exactly one for each phase of DMAIC: Define, Measure, Analyze, Improve and Control.</w:t>
       </w:r>
     </w:p>
     <w:p>
@@ -1005,7 +1248,7 @@
         <w:pStyle w:val="ListBullet"/>
       </w:pPr>
       <w:r>
-        <w:t>All five labs build on the same BrewBean Cafe scenario, so each lab's output becomes the next lab's input.</w:t>
+        <w:t>All five activities build on the same BrewBean Cafe scenario, so each activity's output becomes the next activity's input.</w:t>
       </w:r>
     </w:p>
     <w:p>
@@ -1013,7 +1256,7 @@
         <w:pStyle w:val="ListBullet"/>
       </w:pPr>
       <w:r>
-        <w:t>Every lab is completed by everyone, and all five build one continuous improvement project.</w:t>
+        <w:t>Every activity is completed by everyone, and all five map directly to the DMAIC roadmap.</w:t>
       </w:r>
     </w:p>
     <w:p>
@@ -1023,7 +1266,7 @@
           <w:color w:val="1F6FEB"/>
           <w:sz w:val="22"/>
         </w:rPr>
-        <w:t>Conventions used in every lab</w:t>
+        <w:t>Conventions used in every activity</w:t>
       </w:r>
     </w:p>
     <w:p>
@@ -1031,7 +1274,7 @@
         <w:pStyle w:val="ListBullet"/>
       </w:pPr>
       <w:r>
-        <w:t>Each lab states its objective, the deliverable you produce, the steps, and a check to confirm you are done.</w:t>
+        <w:t>Each activity states its objective, the deliverable you produce, the steps, and a check to confirm you are done.</w:t>
       </w:r>
     </w:p>
     <w:p>
@@ -1047,7 +1290,7 @@
         <w:pStyle w:val="ListBullet"/>
       </w:pPr>
       <w:r>
-        <w:t>Where a lab uses an online tool, the tool URL is shown with the step.</w:t>
+        <w:t>Where an activity uses an online tool, the tool URL is shown with the step.</w:t>
       </w:r>
     </w:p>
     <w:p>
@@ -1055,7 +1298,7 @@
         <w:pStyle w:val="ListBullet"/>
       </w:pPr>
       <w:r>
-        <w:t>Keep every lab output — they combine into your final improvement package and are your revision material.</w:t>
+        <w:t>Keep every activity output — they combine into your final improvement package and are your revision material.</w:t>
       </w:r>
     </w:p>
     <w:p>
@@ -1205,7 +1448,7 @@
         <w:pStyle w:val="Heading2"/>
       </w:pPr>
       <w:r>
-        <w:t>Lab 1 — Define — Customer Requirements and the Problem Statement  [Core]</w:t>
+        <w:t>Activity 1 — Define — Customer Requirements and the Problem Statement  [Core]</w:t>
       </w:r>
     </w:p>
     <w:p>
@@ -1240,6 +1483,61 @@
           <w:color w:val="1F6FEB"/>
           <w:sz w:val="22"/>
         </w:rPr>
+        <w:t>Your data pack</w:t>
+      </w:r>
+    </w:p>
+    <w:p>
+      <w:r>
+        <w:t>This activity ships with its own mock data for the BrewBean Cafe scenario. Everything below is in the activity folder, as CSV files and as one Excel workbook with a tab per sheet.</w:t>
+      </w:r>
+    </w:p>
+    <w:p>
+      <w:pPr>
+        <w:pStyle w:val="ListBullet"/>
+      </w:pPr>
+      <w:r>
+        <w:t>DATA — Raw Voice of the Customer feedback (30 rows): Thirty pieces of unedited customer feedback collected by the BrewBean Cafe improvement team over two weeks — online reviews, comment cards and remarks made at the counter. This is the raw material for Step 2 and Step 3: the learner reads it, extracts VOC statements and turns them into measurable CTQs.</w:t>
+      </w:r>
+    </w:p>
+    <w:p>
+      <w:pPr>
+        <w:pStyle w:val="ListBullet"/>
+      </w:pPr>
+      <w:r>
+        <w:t>TEMPLATE — VOC-to-CTQ table (blank): Step 2 and Step 3. One row per VOC statement.</w:t>
+      </w:r>
+    </w:p>
+    <w:p>
+      <w:pPr>
+        <w:pStyle w:val="ListBullet"/>
+      </w:pPr>
+      <w:r>
+        <w:t>TEMPLATE — Problem statement, SMART goal and scope (blank): Steps 4, 5 and 6.</w:t>
+      </w:r>
+    </w:p>
+    <w:p>
+      <w:pPr>
+        <w:pStyle w:val="ListBullet"/>
+      </w:pPr>
+      <w:r>
+        <w:t>Excel workbook: A01-Data-Workbook.xlsx — every dataset and template above, one per tab.</w:t>
+      </w:r>
+    </w:p>
+    <w:p>
+      <w:pPr>
+        <w:pStyle w:val="ListBullet"/>
+      </w:pPr>
+      <w:r>
+        <w:t>Model answer: model-answer.md — read it AFTER you attempt the activity.</w:t>
+      </w:r>
+    </w:p>
+    <w:p>
+      <w:r>
+        <w:rPr>
+          <w:b/>
+          <w:color w:val="1F6FEB"/>
+          <w:sz w:val="22"/>
+        </w:rPr>
         <w:t>Step-by-step</w:t>
       </w:r>
     </w:p>
@@ -1248,7 +1546,7 @@
         <w:pStyle w:val="ListNumber"/>
       </w:pPr>
       <w:r>
-        <w:t>Read the BrewBean Cafe scenario and underline every customer complaint you can find.</w:t>
+        <w:t>Read the BrewBean Cafe scenario, then open data/voc-raw-customer-feedback.csv (or the workbook) and read all 30 pieces of customer feedback. Underline every complaint you can find.</w:t>
       </w:r>
     </w:p>
     <w:p>
@@ -1256,7 +1554,7 @@
         <w:pStyle w:val="ListNumber"/>
       </w:pPr>
       <w:r>
-        <w:t>Write down five Voice of the Customer statements in the customer's own words (e.g. 'I'm late for work because the queue is too slow').</w:t>
+        <w:t>Using templates/voc-to-ctq-template.csv, write down five Voice of the Customer statements in the customer's OWN words, quoted from the Verbatim Comment column — do not paraphrase them yet.</w:t>
       </w:r>
     </w:p>
     <w:p>
@@ -1264,7 +1562,7 @@
         <w:pStyle w:val="ListNumber"/>
       </w:pPr>
       <w:r>
-        <w:t>Turn each VOC statement into a measurable CTQ requirement — add a number and a unit (e.g. 'served within 5 minutes').</w:t>
+        <w:t>Turn each VOC statement into a measurable CTQ requirement in the same template — every CTQ must carry a number AND a unit (e.g. 'served within 5 minutes').</w:t>
       </w:r>
     </w:p>
     <w:p>
@@ -1272,7 +1570,7 @@
         <w:pStyle w:val="ListNumber"/>
       </w:pPr>
       <w:r>
-        <w:t>Write the problem statement using the template: what is wrong, where, since when, and how big. Do NOT write a solution.</w:t>
+        <w:t>In templates/problem-statement-and-scope-template.csv, write the problem statement: what is wrong, where, since when, and how big. Do NOT write a solution.</w:t>
       </w:r>
     </w:p>
     <w:p>
@@ -1288,7 +1586,7 @@
         <w:pStyle w:val="ListNumber"/>
       </w:pPr>
       <w:r>
-        <w:t>Fill the in-scope / out-of-scope table so the team knows where the project stops.</w:t>
+        <w:t>Fill the in-scope / out-of-scope rows at the bottom of the same template so the team knows where the project stops.</w:t>
       </w:r>
     </w:p>
     <w:p>
@@ -1318,7 +1616,7 @@
         <w:rPr>
           <w:sz w:val="20"/>
         </w:rPr>
-        <w:t>The full worksheet for this lab is in labs/lab-01-*.md.</w:t>
+        <w:t>The Learner Worksheet, the Facilitator Guide, the Checklist, the data, the blank templates and the model answer for this activity are in the activities/01 - */ folder.</w:t>
       </w:r>
     </w:p>
     <w:p/>
@@ -1398,7 +1696,7 @@
         <w:pStyle w:val="Heading2"/>
       </w:pPr>
       <w:r>
-        <w:t>Lab 2 — Measure — Map the Process and Spot the Waste  [Core]</w:t>
+        <w:t>Activity 2 — Measure — Map the Process and Spot the Waste  [Core]</w:t>
       </w:r>
     </w:p>
     <w:p>
@@ -1433,6 +1731,85 @@
           <w:color w:val="1F6FEB"/>
           <w:sz w:val="22"/>
         </w:rPr>
+        <w:t>Your data pack</w:t>
+      </w:r>
+    </w:p>
+    <w:p>
+      <w:r>
+        <w:t>This activity ships with its own mock data for the BrewBean Cafe scenario. Everything below is in the activity folder, as CSV files and as one Excel workbook with a tab per sheet.</w:t>
+      </w:r>
+    </w:p>
+    <w:p>
+      <w:pPr>
+        <w:pStyle w:val="ListBullet"/>
+      </w:pPr>
+      <w:r>
+        <w:t>DATA — Morning rush observation log (60 rows): 60 customers observed end to end during one weekday morning rush at BrewBean Cafe. Wait time is measured from the customer joining the queue to the drink being handed over. This is THE baseline dataset for the course — Activity 3's Pareto is derived from the Delay Reason column and Activity 5's control chart compares back to it.</w:t>
+      </w:r>
+    </w:p>
+    <w:p>
+      <w:pPr>
+        <w:pStyle w:val="ListBullet"/>
+      </w:pPr>
+      <w:r>
+        <w:t>DATA — Process step timings (15 rows): The average observed time for each step of the morning-rush process, with the team's value-add judgement left blank in the template. Use it for Step 3 and Step 4 of the activity.</w:t>
+      </w:r>
+    </w:p>
+    <w:p>
+      <w:pPr>
+        <w:pStyle w:val="ListBullet"/>
+      </w:pPr>
+      <w:r>
+        <w:t>DATA — DOWNTIME waste tally (partially completed) (8 rows): The team's waste walk, half done. Three rows are filled in as worked examples; the learner completes the rest in Step 6 from the observation log and the process timings.</w:t>
+      </w:r>
+    </w:p>
+    <w:p>
+      <w:pPr>
+        <w:pStyle w:val="ListBullet"/>
+      </w:pPr>
+      <w:r>
+        <w:t>TEMPLATE — SIPOC (blank): Step 2. Keep Process to 5-7 steps only.</w:t>
+      </w:r>
+    </w:p>
+    <w:p>
+      <w:pPr>
+        <w:pStyle w:val="ListBullet"/>
+      </w:pPr>
+      <w:r>
+        <w:t>TEMPLATE — Process map with value-add judgement (blank): Steps 3 and 4.</w:t>
+      </w:r>
+    </w:p>
+    <w:p>
+      <w:pPr>
+        <w:pStyle w:val="ListBullet"/>
+      </w:pPr>
+      <w:r>
+        <w:t>TEMPLATE — DOWNTIME tally sheet (blank): Step 6.</w:t>
+      </w:r>
+    </w:p>
+    <w:p>
+      <w:pPr>
+        <w:pStyle w:val="ListBullet"/>
+      </w:pPr>
+      <w:r>
+        <w:t>Excel workbook: A02-Data-Workbook.xlsx — every dataset and template above, one per tab.</w:t>
+      </w:r>
+    </w:p>
+    <w:p>
+      <w:pPr>
+        <w:pStyle w:val="ListBullet"/>
+      </w:pPr>
+      <w:r>
+        <w:t>Model answer: model-answer.md — read it AFTER you attempt the activity.</w:t>
+      </w:r>
+    </w:p>
+    <w:p>
+      <w:r>
+        <w:rPr>
+          <w:b/>
+          <w:color w:val="1F6FEB"/>
+          <w:sz w:val="22"/>
+        </w:rPr>
         <w:t>Step-by-step</w:t>
       </w:r>
     </w:p>
@@ -1449,7 +1826,7 @@
         <w:pStyle w:val="ListNumber"/>
       </w:pPr>
       <w:r>
-        <w:t>Complete the SIPOC template: Suppliers, Inputs, Process (5-7 steps only), Outputs, Customers.</w:t>
+        <w:t>Complete templates/sipoc-template.csv: Suppliers, Inputs, Process (5-7 steps only), Outputs, Customers.</w:t>
       </w:r>
     </w:p>
     <w:p>
@@ -1457,7 +1834,7 @@
         <w:pStyle w:val="ListNumber"/>
       </w:pPr>
       <w:r>
-        <w:t>List the process steps in order and write the observed time next to each one.</w:t>
+        <w:t>Open data/process-step-timings.csv. Copy the 15 steps into templates/process-map-template.csv with their observed times.</w:t>
       </w:r>
     </w:p>
     <w:p>
@@ -1465,7 +1842,7 @@
         <w:pStyle w:val="ListNumber"/>
       </w:pPr>
       <w:r>
-        <w:t>Mark each step as value-adding (the customer would pay for it) or not value-adding.</w:t>
+        <w:t>Mark each step VA or NVA in the template — the test is whether the customer would pay extra for THAT step — and write one line saying why.</w:t>
       </w:r>
     </w:p>
     <w:p>
@@ -1473,7 +1850,7 @@
         <w:pStyle w:val="ListNumber"/>
       </w:pPr>
       <w:r>
-        <w:t>Classify the data you collected: which figures are discrete (counted) and which are continuous (measured)?</w:t>
+        <w:t>Look at the columns in data/morning-rush-observation-log.csv and classify each: which figures are discrete (counted) and which are continuous (measured)?</w:t>
       </w:r>
     </w:p>
     <w:p>
@@ -1481,7 +1858,7 @@
         <w:pStyle w:val="ListNumber"/>
       </w:pPr>
       <w:r>
-        <w:t>Walk the process again with the DOWNTIME check sheet and tally every waste you observe against its type.</w:t>
+        <w:t>Open data/downtime-waste-tally.csv — three rows are completed as worked examples. Using the observation log and the step timings as your evidence, complete the remaining five rows in templates/downtime-tally-template.csv.</w:t>
       </w:r>
     </w:p>
     <w:p>
@@ -1489,7 +1866,7 @@
         <w:pStyle w:val="ListNumber"/>
       </w:pPr>
       <w:r>
-        <w:t>Identify which single waste type you tallied most often, and which process step it happens at.</w:t>
+        <w:t>Identify which single waste type you tallied most often and at which process step, then write down the baseline figures (average wait, longest wait, % over the 5-minute promise, drinks remade) — Activity 5 measures the improvement against them.</w:t>
       </w:r>
     </w:p>
     <w:p>
@@ -1519,7 +1896,7 @@
         <w:rPr>
           <w:sz w:val="20"/>
         </w:rPr>
-        <w:t>The full worksheet for this lab is in labs/lab-02-*.md.</w:t>
+        <w:t>The Learner Worksheet, the Facilitator Guide, the Checklist, the data, the blank templates and the model answer for this activity are in the activities/02 - */ folder.</w:t>
       </w:r>
     </w:p>
     <w:p/>
@@ -1599,7 +1976,7 @@
         <w:pStyle w:val="Heading2"/>
       </w:pPr>
       <w:r>
-        <w:t>Lab 3 — Analyze — Find the Root Cause  [Core]</w:t>
+        <w:t>Activity 3 — Analyze — Find the Root Cause  [Core]</w:t>
       </w:r>
     </w:p>
     <w:p>
@@ -1609,7 +1986,7 @@
     </w:p>
     <w:p>
       <w:r>
-        <w:t>Goal: You now know WHERE the delay happens. This lab asks WHY it happens. Most teams jump straight from a symptom to a solution and end up fixing the wrong thing — the queue is long, so hire more staff — when the real cause was something else entirely. Here you drill past the symptom to a cause you can actually act on.</w:t>
+        <w:t>Goal: You now know WHERE the delay happens. This activity asks WHY it happens. Most teams jump straight from a symptom to a solution and end up fixing the wrong thing — the queue is long, so hire more staff — when the real cause was something else entirely. Here you drill past the symptom to a cause you can actually act on.</w:t>
       </w:r>
     </w:p>
     <w:p>
@@ -1634,6 +2011,77 @@
           <w:color w:val="1F6FEB"/>
           <w:sz w:val="22"/>
         </w:rPr>
+        <w:t>Your data pack</w:t>
+      </w:r>
+    </w:p>
+    <w:p>
+      <w:r>
+        <w:t>This activity ships with its own mock data for the BrewBean Cafe scenario. Everything below is in the activity folder, as CSV files and as one Excel workbook with a tab per sheet.</w:t>
+      </w:r>
+    </w:p>
+    <w:p>
+      <w:pPr>
+        <w:pStyle w:val="ListBullet"/>
+      </w:pPr>
+      <w:r>
+        <w:t>DATA — Delay reason Pareto data (6 rows): The Delay Reason column from the Activity 2 observation log, counted and ranked. This is the 'supplied Pareto chart' the activity's Step 5 refers to — the learner reads it rather than building it from scratch.</w:t>
+      </w:r>
+    </w:p>
+    <w:p>
+      <w:pPr>
+        <w:pStyle w:val="ListBullet"/>
+      </w:pPr>
+      <w:r>
+        <w:t>DATA — Candidate causes and their evidence (12 rows): Every cause the team brainstormed, with whether any evidence actually supports it. Used in Step 7 to shortlist causes on evidence rather than opinion, and in Step 6 to judge common vs special cause.</w:t>
+      </w:r>
+    </w:p>
+    <w:p>
+      <w:pPr>
+        <w:pStyle w:val="ListBullet"/>
+      </w:pPr>
+      <w:r>
+        <w:t>TEMPLATE — 5 Whys chain (blank): Steps 1 and 2. Stop when you reach something the team can act on.</w:t>
+      </w:r>
+    </w:p>
+    <w:p>
+      <w:pPr>
+        <w:pStyle w:val="ListBullet"/>
+      </w:pPr>
+      <w:r>
+        <w:t>TEMPLATE — Fishbone (5M) diagram (blank): Steps 3 and 4. Problem goes in the head of the fish.</w:t>
+      </w:r>
+    </w:p>
+    <w:p>
+      <w:pPr>
+        <w:pStyle w:val="ListBullet"/>
+      </w:pPr>
+      <w:r>
+        <w:t>TEMPLATE — Root cause shortlist (blank): Steps 6 and 7.</w:t>
+      </w:r>
+    </w:p>
+    <w:p>
+      <w:pPr>
+        <w:pStyle w:val="ListBullet"/>
+      </w:pPr>
+      <w:r>
+        <w:t>Excel workbook: A03-Data-Workbook.xlsx — every dataset and template above, one per tab.</w:t>
+      </w:r>
+    </w:p>
+    <w:p>
+      <w:pPr>
+        <w:pStyle w:val="ListBullet"/>
+      </w:pPr>
+      <w:r>
+        <w:t>Model answer: model-answer.md — read it AFTER you attempt the activity.</w:t>
+      </w:r>
+    </w:p>
+    <w:p>
+      <w:r>
+        <w:rPr>
+          <w:b/>
+          <w:color w:val="1F6FEB"/>
+          <w:sz w:val="22"/>
+        </w:rPr>
         <w:t>Step-by-step</w:t>
       </w:r>
     </w:p>
@@ -1642,7 +2090,7 @@
         <w:pStyle w:val="ListNumber"/>
       </w:pPr>
       <w:r>
-        <w:t>Write the symptom from your Lab 2 findings at the top of the 5 Whys template (e.g. 'customers wait 15 minutes').</w:t>
+        <w:t>Write the symptom from your Activity 2 baseline at the top of templates/5-whys-template.csv (e.g. 'customers wait an average of 8.9 minutes against a 5-minute promise').</w:t>
       </w:r>
     </w:p>
     <w:p>
@@ -1650,7 +2098,7 @@
         <w:pStyle w:val="ListNumber"/>
       </w:pPr>
       <w:r>
-        <w:t>Ask 'why does that happen?' five times, each answer becoming the next question. Stop when you reach something you can act on.</w:t>
+        <w:t>Ask 'why does that happen?' down the template, each answer becoming the next question. Stop when you reach a PROCESS the team can act on — never at a person.</w:t>
       </w:r>
     </w:p>
     <w:p>
@@ -1658,7 +2106,7 @@
         <w:pStyle w:val="ListNumber"/>
       </w:pPr>
       <w:r>
-        <w:t>Draw the Fishbone diagram and write the problem in the head of the fish.</w:t>
+        <w:t>Open templates/fishbone-template.csv and write the problem in the head of the fish.</w:t>
       </w:r>
     </w:p>
     <w:p>
@@ -1666,7 +2114,7 @@
         <w:pStyle w:val="ListNumber"/>
       </w:pPr>
       <w:r>
-        <w:t>Brainstorm possible causes onto the five bones: Manpower, Method, Machine, Material and Measurement.</w:t>
+        <w:t>Brainstorm possible causes onto the five bones — Manpower, Method, Machine, Material, Measurement — then check them against data/cause-evidence-sheet.csv to see which ones the data actually supports.</w:t>
       </w:r>
     </w:p>
     <w:p>
@@ -1674,7 +2122,7 @@
         <w:pStyle w:val="ListNumber"/>
       </w:pPr>
       <w:r>
-        <w:t>Read the supplied Pareto chart of BrewBean complaint types and state which few causes account for most of the problem.</w:t>
+        <w:t>Open data/delay-reason-pareto-data.csv — the delay reasons from the Activity 2 log, counted and ranked. Read the Cumulative % column and state which few causes account for most of the problem.</w:t>
       </w:r>
     </w:p>
     <w:p>
@@ -1682,7 +2130,7 @@
         <w:pStyle w:val="ListNumber"/>
       </w:pPr>
       <w:r>
-        <w:t>Decide for each shortlisted cause whether it is common cause (happens every day) or special cause (a one-off event).</w:t>
+        <w:t>Using the last column of data/cause-evidence-sheet.csv, decide for each cause whether it is common cause (built into the process) or special cause (a one-off event).</w:t>
       </w:r>
     </w:p>
     <w:p>
@@ -1690,7 +2138,7 @@
         <w:pStyle w:val="ListNumber"/>
       </w:pPr>
       <w:r>
-        <w:t>Shortlist the two or three causes best supported by the data you collected in Lab 2.</w:t>
+        <w:t>In templates/root-cause-shortlist-template.csv, shortlist the two or three causes best supported by evidence — not by opinion.</w:t>
       </w:r>
     </w:p>
     <w:p>
@@ -1720,7 +2168,7 @@
         <w:rPr>
           <w:sz w:val="20"/>
         </w:rPr>
-        <w:t>The full worksheet for this lab is in labs/lab-03-*.md.</w:t>
+        <w:t>The Learner Worksheet, the Facilitator Guide, the Checklist, the data, the blank templates and the model answer for this activity are in the activities/03 - */ folder.</w:t>
       </w:r>
     </w:p>
     <w:p/>
@@ -1800,7 +2248,7 @@
         <w:pStyle w:val="Heading2"/>
       </w:pPr>
       <w:r>
-        <w:t>Lab 4 — Improve — Choose and Pilot a Countermeasure  [Core]</w:t>
+        <w:t>Activity 4 — Improve — Choose and Pilot a Countermeasure  [Core]</w:t>
       </w:r>
     </w:p>
     <w:p>
@@ -1810,7 +2258,7 @@
     </w:p>
     <w:p>
       <w:r>
-        <w:t>Goal: A cause is only worth finding if something changes because of it. Take the root causes you shortlisted in Lab 3, generate countermeasures against them, and pick one that is small enough to try next week. The discipline here is to solve the CAUSE you proved, not the symptom you started with.</w:t>
+        <w:t>Goal: A cause is only worth finding if something changes because of it. Take the root causes you shortlisted in Activity 3, generate countermeasures against them, and pick one that is small enough to try next week. The discipline here is to solve the CAUSE you proved, not the symptom you started with.</w:t>
       </w:r>
     </w:p>
     <w:p>
@@ -1835,6 +2283,77 @@
           <w:color w:val="1F6FEB"/>
           <w:sz w:val="22"/>
         </w:rPr>
+        <w:t>Your data pack</w:t>
+      </w:r>
+    </w:p>
+    <w:p>
+      <w:r>
+        <w:t>This activity ships with its own mock data for the BrewBean Cafe scenario. Everything below is in the activity folder, as CSV files and as one Excel workbook with a tab per sheet.</w:t>
+      </w:r>
+    </w:p>
+    <w:p>
+      <w:pPr>
+        <w:pStyle w:val="ListBullet"/>
+      </w:pPr>
+      <w:r>
+        <w:t>DATA — Countermeasure options with impact, effort and cost (12 rows): Twelve candidate countermeasures the team generated against the shortlisted root causes, scored for impact and effort. Used in Step 5 to plot the impact/effort grid and choose one.</w:t>
+      </w:r>
+    </w:p>
+    <w:p>
+      <w:pPr>
+        <w:pStyle w:val="ListBullet"/>
+      </w:pPr>
+      <w:r>
+        <w:t>DATA — Pilot week results (6 rows): What actually happened when the chosen countermeasure was piloted for one week. The same 60-customer observation was repeated each day. Used in Step 7 to judge whether the pilot worked, and carried into Activity 5 as the new baseline.</w:t>
+      </w:r>
+    </w:p>
+    <w:p>
+      <w:pPr>
+        <w:pStyle w:val="ListBullet"/>
+      </w:pPr>
+      <w:r>
+        <w:t>TEMPLATE — Countermeasure brainstorm (blank): Steps 1 and 2. At least six ideas, no judging yet.</w:t>
+      </w:r>
+    </w:p>
+    <w:p>
+      <w:pPr>
+        <w:pStyle w:val="ListBullet"/>
+      </w:pPr>
+      <w:r>
+        <w:t>TEMPLATE — Impact/effort grid (blank): Step 5. Score each idea, then place it in a quadrant.</w:t>
+      </w:r>
+    </w:p>
+    <w:p>
+      <w:pPr>
+        <w:pStyle w:val="ListBullet"/>
+      </w:pPr>
+      <w:r>
+        <w:t>TEMPLATE — Standard work and pilot plan (blank): Steps 6 and 7.</w:t>
+      </w:r>
+    </w:p>
+    <w:p>
+      <w:pPr>
+        <w:pStyle w:val="ListBullet"/>
+      </w:pPr>
+      <w:r>
+        <w:t>Excel workbook: A04-Data-Workbook.xlsx — every dataset and template above, one per tab.</w:t>
+      </w:r>
+    </w:p>
+    <w:p>
+      <w:pPr>
+        <w:pStyle w:val="ListBullet"/>
+      </w:pPr>
+      <w:r>
+        <w:t>Model answer: model-answer.md — read it AFTER you attempt the activity.</w:t>
+      </w:r>
+    </w:p>
+    <w:p>
+      <w:r>
+        <w:rPr>
+          <w:b/>
+          <w:color w:val="1F6FEB"/>
+          <w:sz w:val="22"/>
+        </w:rPr>
         <w:t>Step-by-step</w:t>
       </w:r>
     </w:p>
@@ -1843,7 +2362,7 @@
         <w:pStyle w:val="ListNumber"/>
       </w:pPr>
       <w:r>
-        <w:t>Write your top root cause from Lab 3 at the top of the sheet — every idea must address THIS cause.</w:t>
+        <w:t>Write your top root cause from Activity 3 at the top of templates/countermeasure-brainstorm-template.csv — every idea must address THIS cause.</w:t>
       </w:r>
     </w:p>
     <w:p>
@@ -1851,7 +2370,7 @@
         <w:pStyle w:val="ListNumber"/>
       </w:pPr>
       <w:r>
-        <w:t>Brainstorm at least six countermeasures without judging any of them yet.</w:t>
+        <w:t>Brainstorm at least six countermeasures without judging any of them yet, then compare your list with data/countermeasure-options.csv, which holds the twelve the team generated.</w:t>
       </w:r>
     </w:p>
     <w:p>
@@ -1875,7 +2394,7 @@
         <w:pStyle w:val="ListNumber"/>
       </w:pPr>
       <w:r>
-        <w:t>Plot every idea on the impact/effort grid and pick one from the high-impact, low-effort corner.</w:t>
+        <w:t>Using the Impact and Effort scores in data/countermeasure-options.csv, plot every idea on templates/impact-effort-grid-template.csv and pick ONE from the high-impact, low-effort corner.</w:t>
       </w:r>
     </w:p>
     <w:p>
@@ -1883,7 +2402,7 @@
         <w:pStyle w:val="ListNumber"/>
       </w:pPr>
       <w:r>
-        <w:t>Write the improved method as standard work — short numbered steps anyone on shift could follow.</w:t>
+        <w:t>In templates/standard-work-and-pilot-template.csv, write the improved method as standard work — short numbered steps with an unambiguous done/not-done check.</w:t>
       </w:r>
     </w:p>
     <w:p>
@@ -1891,7 +2410,7 @@
         <w:pStyle w:val="ListNumber"/>
       </w:pPr>
       <w:r>
-        <w:t>Write a one-week pilot plan: what changes, who runs it, what you will measure, and how you will know it worked.</w:t>
+        <w:t>Complete the pilot plan rows of the same template: what changes, who runs it, what you will measure, the baseline to beat, and how you will know it worked. THEN open data/pilot-week-results.csv and compare what actually happened — pay close attention to Thursday.</w:t>
       </w:r>
     </w:p>
     <w:p>
@@ -1906,7 +2425,7 @@
     </w:p>
     <w:p>
       <w:r>
-        <w:t>Your selected countermeasure clearly addresses the root cause from Lab 3 (not the symptom), and your pilot plan names a measure, an owner and a review date.</w:t>
+        <w:t>Your selected countermeasure clearly addresses the root cause from Activity 3 (not the symptom), and your pilot plan names a measure, an owner and a review date.</w:t>
       </w:r>
     </w:p>
     <w:p>
@@ -1921,7 +2440,7 @@
         <w:rPr>
           <w:sz w:val="20"/>
         </w:rPr>
-        <w:t>The full worksheet for this lab is in labs/lab-04-*.md.</w:t>
+        <w:t>The Learner Worksheet, the Facilitator Guide, the Checklist, the data, the blank templates and the model answer for this activity are in the activities/04 - */ folder.</w:t>
       </w:r>
     </w:p>
     <w:p/>
@@ -2001,7 +2520,7 @@
         <w:pStyle w:val="Heading2"/>
       </w:pPr>
       <w:r>
-        <w:t>Lab 5 — Control — Hold the Gain and Hand Over  [Core]</w:t>
+        <w:t>Activity 5 — Control — Hold the Gain and Hand Over  [Core]</w:t>
       </w:r>
     </w:p>
     <w:p>
@@ -2036,6 +2555,77 @@
           <w:color w:val="1F6FEB"/>
           <w:sz w:val="22"/>
         </w:rPr>
+        <w:t>Your data pack</w:t>
+      </w:r>
+    </w:p>
+    <w:p>
+      <w:r>
+        <w:t>This activity ships with its own mock data for the BrewBean Cafe scenario. Everything below is in the activity folder, as CSV files and as one Excel workbook with a tab per sheet.</w:t>
+      </w:r>
+    </w:p>
+    <w:p>
+      <w:pPr>
+        <w:pStyle w:val="ListBullet"/>
+      </w:pPr>
+      <w:r>
+        <w:t>DATA — Post-improvement monitoring — four weeks (20 rows): Four weeks of daily average wait times after the pilot was made permanent. The learner uses this in Steps 1-3 to choose the control measure, set the target and write a reaction plan that would have caught the drift.</w:t>
+      </w:r>
+    </w:p>
+    <w:p>
+      <w:pPr>
+        <w:pStyle w:val="ListBullet"/>
+      </w:pPr>
+      <w:r>
+        <w:t>DATA — Control plan — worked example (one row completed) (4 rows): The control plan format with a single worked row, so the learner can see the level of specificity expected before completing their own in Step 2.</w:t>
+      </w:r>
+    </w:p>
+    <w:p>
+      <w:pPr>
+        <w:pStyle w:val="ListBullet"/>
+      </w:pPr>
+      <w:r>
+        <w:t>TEMPLATE — Control plan (blank): Steps 1, 2 and 3.</w:t>
+      </w:r>
+    </w:p>
+    <w:p>
+      <w:pPr>
+        <w:pStyle w:val="ListBullet"/>
+      </w:pPr>
+      <w:r>
+        <w:t>TEMPLATE — SOP and daily huddle plan (blank): Steps 5 and 6.</w:t>
+      </w:r>
+    </w:p>
+    <w:p>
+      <w:pPr>
+        <w:pStyle w:val="ListBullet"/>
+      </w:pPr>
+      <w:r>
+        <w:t>TEMPLATE — One-page DMAIC summary (blank): Step 7. The whole project on one page.</w:t>
+      </w:r>
+    </w:p>
+    <w:p>
+      <w:pPr>
+        <w:pStyle w:val="ListBullet"/>
+      </w:pPr>
+      <w:r>
+        <w:t>Excel workbook: A05-Data-Workbook.xlsx — every dataset and template above, one per tab.</w:t>
+      </w:r>
+    </w:p>
+    <w:p>
+      <w:pPr>
+        <w:pStyle w:val="ListBullet"/>
+      </w:pPr>
+      <w:r>
+        <w:t>Model answer: model-answer.md — read it AFTER you attempt the activity.</w:t>
+      </w:r>
+    </w:p>
+    <w:p>
+      <w:r>
+        <w:rPr>
+          <w:b/>
+          <w:color w:val="1F6FEB"/>
+          <w:sz w:val="22"/>
+        </w:rPr>
         <w:t>Step-by-step</w:t>
       </w:r>
     </w:p>
@@ -2044,7 +2634,7 @@
         <w:pStyle w:val="ListNumber"/>
       </w:pPr>
       <w:r>
-        <w:t>Choose the ONE measure that tells you the improvement is still working (e.g. average wait time at 8:00am).</w:t>
+        <w:t>Open data/post-improvement-monitoring.csv — four weeks of daily figures after the pilot was made permanent. Choose the ONE measure that tells you the improvement is still working.</w:t>
       </w:r>
     </w:p>
     <w:p>
@@ -2052,7 +2642,7 @@
         <w:pStyle w:val="ListNumber"/>
       </w:pPr>
       <w:r>
-        <w:t>Complete the control plan template: measure, target, how often it is checked, and who owns it.</w:t>
+        <w:t>Look at data/control-plan-example.csv for the worked first row, then complete templates/control-plan-template.csv: measure, target, how often it is checked, where it is recorded and who owns it.</w:t>
       </w:r>
     </w:p>
     <w:p>
@@ -2060,7 +2650,7 @@
         <w:pStyle w:val="ListNumber"/>
       </w:pPr>
       <w:r>
-        <w:t>Write the reaction plan — the exact steps to take when the measure misses target.</w:t>
+        <w:t>Write the reaction plan — the exact steps to take when the measure misses target. Then find week 3 in the monitoring data and state which day your plan would have triggered on.</w:t>
       </w:r>
     </w:p>
     <w:p>
@@ -2068,7 +2658,7 @@
         <w:pStyle w:val="ListNumber"/>
       </w:pPr>
       <w:r>
-        <w:t>Sketch a simple visual board that would make this measure visible to the whole shift.</w:t>
+        <w:t>Sketch a simple visual board that would have made the week-3 drift visible to the whole shift on day one.</w:t>
       </w:r>
     </w:p>
     <w:p>
@@ -2076,7 +2666,7 @@
         <w:pStyle w:val="ListNumber"/>
       </w:pPr>
       <w:r>
-        <w:t>Turn your Lab 4 standard work into a short SOP the cafe could actually pin up.</w:t>
+        <w:t>In templates/sop-and-huddle-template.csv, turn your Activity 4 standard work into a short SOP the cafe could actually pin up.</w:t>
       </w:r>
     </w:p>
     <w:p>
@@ -2084,7 +2674,7 @@
         <w:pStyle w:val="ListNumber"/>
       </w:pPr>
       <w:r>
-        <w:t>Plan a five-minute daily huddle: who attends, what is reviewed and how long it lasts.</w:t>
+        <w:t>Complete the huddle rows of the same template: who attends, what is reviewed, who runs it and how long it lasts.</w:t>
       </w:r>
     </w:p>
     <w:p>
@@ -2092,7 +2682,7 @@
         <w:pStyle w:val="ListNumber"/>
       </w:pPr>
       <w:r>
-        <w:t>Summarise the whole project on one page — problem, cause, countermeasure, result and control — and name who you hand it over to.</w:t>
+        <w:t>Using templates/one-page-summary-template.csv, summarise the whole project — problem, cause, countermeasure, result and control — and name who you hand it over to and when.</w:t>
       </w:r>
     </w:p>
     <w:p>
@@ -2122,7 +2712,7 @@
         <w:rPr>
           <w:sz w:val="20"/>
         </w:rPr>
-        <w:t>The full worksheet for this lab is in labs/lab-05-*.md.</w:t>
+        <w:t>The Learner Worksheet, the Facilitator Guide, the Checklist, the data, the blank templates and the model answer for this activity are in the activities/05 - */ folder.</w:t>
       </w:r>
     </w:p>
     <w:p/>
@@ -2289,7 +2879,7 @@
         <w:pStyle w:val="ListBullet"/>
       </w:pPr>
       <w:r>
-        <w:t>Re-read your own lab outputs; together they form one complete DMAIC improvement story.</w:t>
+        <w:t>Keep these slides, this Learner Guide and your activity outputs — they are your reference after the course.</w:t>
       </w:r>
     </w:p>
     <w:p>
@@ -2297,6 +2887,14 @@
         <w:pStyle w:val="ListBullet"/>
       </w:pPr>
       <w:r>
+        <w:t>Re-read your own activity outputs; they follow one continuous scenario from Define through to Control.</w:t>
+      </w:r>
+    </w:p>
+    <w:p>
+      <w:pPr>
+        <w:pStyle w:val="ListBullet"/>
+      </w:pPr>
+      <w:r>
         <w:t>Be ready to define quality, Lean, Six Sigma and Lean Six Sigma, and explain how they differ.</w:t>
       </w:r>
     </w:p>
@@ -2361,7 +2959,7 @@
         <w:pStyle w:val="ListBullet"/>
       </w:pPr>
       <w:r>
-        <w:t>Re-work the labs from memory — being able to produce the tools unaided is the real test of understanding.</w:t>
+        <w:t>Re-work the activities from memory — being able to produce the tools unaided is the best preparation.</w:t>
       </w:r>
     </w:p>
     <w:p>
@@ -2837,10 +3435,6 @@
     <w:sectPr>
       <w:footerReference w:type="default" r:id="rId10"/>
       <w:headerReference w:type="default" r:id="rId11"/>
-      <w:footerReference w:type="even" r:id="rId12"/>
-      <w:footerReference w:type="first" r:id="rId13"/>
-      <w:headerReference w:type="even" r:id="rId14"/>
-      <w:headerReference w:type="first" r:id="rId15"/>
       <w:pgSz w:w="12240" w:h="15840"/>
       <w:pgMar w:top="1440" w:right="1800" w:bottom="1440" w:left="1800" w:header="720" w:footer="720" w:gutter="0"/>
       <w:cols w:space="720"/>
@@ -2869,7 +3463,11 @@
       <w:rPr>
         <w:sz w:val="18"/>
       </w:rPr>
+      <w:fldChar w:fldCharType="begin"/>
+      <w:instrText xml:space="preserve">PAGE</w:instrText>
+      <w:fldChar w:fldCharType="separate"/>
       <w:t>1</w:t>
+      <w:fldChar w:fldCharType="end"/>
     </w:r>
     <w:r>
       <w:rPr>
@@ -2882,7 +3480,11 @@
       <w:rPr>
         <w:sz w:val="18"/>
       </w:rPr>
+      <w:fldChar w:fldCharType="begin"/>
+      <w:instrText xml:space="preserve">NUMPAGES</w:instrText>
+      <w:fldChar w:fldCharType="separate"/>
       <w:t>1</w:t>
+      <w:fldChar w:fldCharType="end"/>
     </w:r>
   </w:p>
   <w:p>
@@ -2900,47 +3502,7 @@
 </w:ftr>
 </file>
 
-<file path=word/footer2.xml><?xml version="1.0" encoding="utf-8"?>
-<w:ftr xmlns:m="http://schemas.openxmlformats.org/officeDocument/2006/math" xmlns:mc="http://schemas.openxmlformats.org/markup-compatibility/2006" xmlns:mo="http://schemas.microsoft.com/office/mac/office/2008/main" xmlns:mv="urn:schemas-microsoft-com:mac:vml" xmlns:o="urn:schemas-microsoft-com:office:office" xmlns:r="http://schemas.openxmlformats.org/officeDocument/2006/relationships" xmlns:v="urn:schemas-microsoft-com:vml" xmlns:w10="urn:schemas-microsoft-com:office:word" xmlns:w14="http://schemas.microsoft.com/office/word/2010/wordml" xmlns:w="http://schemas.openxmlformats.org/wordprocessingml/2006/main" xmlns:wne="http://schemas.microsoft.com/office/word/2006/wordml" xmlns:wp14="http://schemas.microsoft.com/office/word/2010/wordprocessingDrawing" xmlns:wp="http://schemas.openxmlformats.org/drawingml/2006/wordprocessingDrawing" xmlns:wpc="http://schemas.microsoft.com/office/word/2010/wordprocessingCanvas" xmlns:wpg="http://schemas.microsoft.com/office/word/2010/wordprocessingGroup" xmlns:wpi="http://schemas.microsoft.com/office/word/2010/wordprocessingInk" xmlns:wps="http://schemas.microsoft.com/office/word/2010/wordprocessingShape" mc:Ignorable="w14 wp14">
-  <w:p>
-    <w:pPr>
-      <w:pStyle w:val="Footer"/>
-    </w:pPr>
-  </w:p>
-</w:ftr>
-</file>
-
-<file path=word/footer3.xml><?xml version="1.0" encoding="utf-8"?>
-<w:ftr xmlns:m="http://schemas.openxmlformats.org/officeDocument/2006/math" xmlns:mc="http://schemas.openxmlformats.org/markup-compatibility/2006" xmlns:mo="http://schemas.microsoft.com/office/mac/office/2008/main" xmlns:mv="urn:schemas-microsoft-com:mac:vml" xmlns:o="urn:schemas-microsoft-com:office:office" xmlns:r="http://schemas.openxmlformats.org/officeDocument/2006/relationships" xmlns:v="urn:schemas-microsoft-com:vml" xmlns:w10="urn:schemas-microsoft-com:office:word" xmlns:w14="http://schemas.microsoft.com/office/word/2010/wordml" xmlns:w="http://schemas.openxmlformats.org/wordprocessingml/2006/main" xmlns:wne="http://schemas.microsoft.com/office/word/2006/wordml" xmlns:wp14="http://schemas.microsoft.com/office/word/2010/wordprocessingDrawing" xmlns:wp="http://schemas.openxmlformats.org/drawingml/2006/wordprocessingDrawing" xmlns:wpc="http://schemas.microsoft.com/office/word/2010/wordprocessingCanvas" xmlns:wpg="http://schemas.microsoft.com/office/word/2010/wordprocessingGroup" xmlns:wpi="http://schemas.microsoft.com/office/word/2010/wordprocessingInk" xmlns:wps="http://schemas.microsoft.com/office/word/2010/wordprocessingShape" mc:Ignorable="w14 wp14">
-  <w:p>
-    <w:pPr>
-      <w:pStyle w:val="Footer"/>
-    </w:pPr>
-  </w:p>
-</w:ftr>
-</file>
-
 <file path=word/header1.xml><?xml version="1.0" encoding="utf-8"?>
-<w:hdr xmlns:m="http://schemas.openxmlformats.org/officeDocument/2006/math" xmlns:mc="http://schemas.openxmlformats.org/markup-compatibility/2006" xmlns:mo="http://schemas.microsoft.com/office/mac/office/2008/main" xmlns:mv="urn:schemas-microsoft-com:mac:vml" xmlns:o="urn:schemas-microsoft-com:office:office" xmlns:r="http://schemas.openxmlformats.org/officeDocument/2006/relationships" xmlns:v="urn:schemas-microsoft-com:vml" xmlns:w10="urn:schemas-microsoft-com:office:word" xmlns:w14="http://schemas.microsoft.com/office/word/2010/wordml" xmlns:w="http://schemas.openxmlformats.org/wordprocessingml/2006/main" xmlns:wne="http://schemas.microsoft.com/office/word/2006/wordml" xmlns:wp14="http://schemas.microsoft.com/office/word/2010/wordprocessingDrawing" xmlns:wp="http://schemas.openxmlformats.org/drawingml/2006/wordprocessingDrawing" xmlns:wpc="http://schemas.microsoft.com/office/word/2010/wordprocessingCanvas" xmlns:wpg="http://schemas.microsoft.com/office/word/2010/wordprocessingGroup" xmlns:wpi="http://schemas.microsoft.com/office/word/2010/wordprocessingInk" xmlns:wps="http://schemas.microsoft.com/office/word/2010/wordprocessingShape" mc:Ignorable="w14 wp14">
-  <w:p>
-    <w:pPr>
-      <w:pStyle w:val="Header"/>
-    </w:pPr>
-  </w:p>
-</w:hdr>
-</file>
-
-<file path=word/header2.xml><?xml version="1.0" encoding="utf-8"?>
-<w:hdr xmlns:m="http://schemas.openxmlformats.org/officeDocument/2006/math" xmlns:mc="http://schemas.openxmlformats.org/markup-compatibility/2006" xmlns:mo="http://schemas.microsoft.com/office/mac/office/2008/main" xmlns:mv="urn:schemas-microsoft-com:mac:vml" xmlns:o="urn:schemas-microsoft-com:office:office" xmlns:r="http://schemas.openxmlformats.org/officeDocument/2006/relationships" xmlns:v="urn:schemas-microsoft-com:vml" xmlns:w10="urn:schemas-microsoft-com:office:word" xmlns:w14="http://schemas.microsoft.com/office/word/2010/wordml" xmlns:w="http://schemas.openxmlformats.org/wordprocessingml/2006/main" xmlns:wne="http://schemas.microsoft.com/office/word/2006/wordml" xmlns:wp14="http://schemas.microsoft.com/office/word/2010/wordprocessingDrawing" xmlns:wp="http://schemas.openxmlformats.org/drawingml/2006/wordprocessingDrawing" xmlns:wpc="http://schemas.microsoft.com/office/word/2010/wordprocessingCanvas" xmlns:wpg="http://schemas.microsoft.com/office/word/2010/wordprocessingGroup" xmlns:wpi="http://schemas.microsoft.com/office/word/2010/wordprocessingInk" xmlns:wps="http://schemas.microsoft.com/office/word/2010/wordprocessingShape" mc:Ignorable="w14 wp14">
-  <w:p>
-    <w:pPr>
-      <w:pStyle w:val="Header"/>
-    </w:pPr>
-  </w:p>
-</w:hdr>
-</file>
-
-<file path=word/header3.xml><?xml version="1.0" encoding="utf-8"?>
 <w:hdr xmlns:m="http://schemas.openxmlformats.org/officeDocument/2006/math" xmlns:mc="http://schemas.openxmlformats.org/markup-compatibility/2006" xmlns:mo="http://schemas.microsoft.com/office/mac/office/2008/main" xmlns:mv="urn:schemas-microsoft-com:mac:vml" xmlns:o="urn:schemas-microsoft-com:office:office" xmlns:r="http://schemas.openxmlformats.org/officeDocument/2006/relationships" xmlns:v="urn:schemas-microsoft-com:vml" xmlns:w10="urn:schemas-microsoft-com:office:word" xmlns:w14="http://schemas.microsoft.com/office/word/2010/wordml" xmlns:w="http://schemas.openxmlformats.org/wordprocessingml/2006/main" xmlns:wne="http://schemas.microsoft.com/office/word/2006/wordml" xmlns:wp14="http://schemas.microsoft.com/office/word/2010/wordprocessingDrawing" xmlns:wp="http://schemas.openxmlformats.org/drawingml/2006/wordprocessingDrawing" xmlns:wpc="http://schemas.microsoft.com/office/word/2010/wordprocessingCanvas" xmlns:wpg="http://schemas.microsoft.com/office/word/2010/wordprocessingGroup" xmlns:wpi="http://schemas.microsoft.com/office/word/2010/wordprocessingInk" xmlns:wps="http://schemas.microsoft.com/office/word/2010/wordprocessingShape" mc:Ignorable="w14 wp14">
   <w:p>
     <w:pPr>
